--- a/Отчет_группа_6_ресторан.docx
+++ b/Отчет_группа_6_ресторан.docx
@@ -124,7 +124,7 @@
           <w:b w:val="0"/>
           <w:sz w:val="28"/>
         </w:rPr>
-        <w:t>В соответствии с заданием варианта 6 реализованы два проекта: proect с исправленной архитектурой и proecterror с намеренно сохранёнными пятью ошибками рефакторинга и пятью ошибками оптимизации. Обе версии используют графический интерфейс JavaFX и постоянное хранение данных в SQLite.</w:t>
+        <w:t>В соответствии с заданием варианта 6 реализованы два проекта: proect с исправленной архитектурой и proecterror с полным учебным набором из 11 ошибок рефакторинга и 12 ошибок оптимизации. Обе версии используют графический интерфейс JavaFX и постоянное хранение данных в SQLite.</w:t>
       </w:r>
     </w:p>
     <w:p>
@@ -740,7 +740,7 @@
                 <w:b w:val="0"/>
                 <w:sz w:val="18"/>
               </w:rPr>
-              <w:t>Текущий заказ</w:t>
+              <w:t>Выбранный заказ истории</w:t>
             </w:r>
           </w:p>
         </w:tc>
@@ -801,7 +801,7 @@
                 <w:b w:val="0"/>
                 <w:sz w:val="18"/>
               </w:rPr>
-              <w:t>Реализовано</w:t>
+              <w:t>SQL-агрегация</w:t>
             </w:r>
           </w:p>
         </w:tc>
@@ -821,7 +821,66 @@
                 <w:b w:val="0"/>
                 <w:sz w:val="18"/>
               </w:rPr>
-              <w:t>С учебной ошибкой</w:t>
+              <w:t>Перебор всех заказов</w:t>
+            </w:r>
+          </w:p>
+        </w:tc>
+      </w:tr>
+      <w:tr>
+        <w:tc>
+          <w:tcPr>
+            <w:tcW w:type="dxa" w:w="3061"/>
+            <w:vAlign w:val="center"/>
+          </w:tcPr>
+          <w:p>
+            <w:pPr>
+              <w:spacing w:after="0"/>
+            </w:pPr>
+            <w:r>
+              <w:rPr>
+                <w:rFonts w:ascii="Times New Roman" w:hAnsi="Times New Roman" w:eastAsia="Times New Roman" w:cs="Times New Roman"/>
+                <w:b w:val="0"/>
+                <w:sz w:val="18"/>
+              </w:rPr>
+              <w:t>Пагинация</w:t>
+            </w:r>
+          </w:p>
+        </w:tc>
+        <w:tc>
+          <w:tcPr>
+            <w:tcW w:type="dxa" w:w="2891"/>
+            <w:vAlign w:val="center"/>
+          </w:tcPr>
+          <w:p>
+            <w:pPr>
+              <w:spacing w:after="0"/>
+            </w:pPr>
+            <w:r>
+              <w:rPr>
+                <w:rFonts w:ascii="Times New Roman" w:hAnsi="Times New Roman" w:eastAsia="Times New Roman" w:cs="Times New Roman"/>
+                <w:b w:val="0"/>
+                <w:sz w:val="18"/>
+              </w:rPr>
+              <w:t>По 10 записей</w:t>
+            </w:r>
+          </w:p>
+        </w:tc>
+        <w:tc>
+          <w:tcPr>
+            <w:tcW w:type="dxa" w:w="2891"/>
+            <w:vAlign w:val="center"/>
+          </w:tcPr>
+          <w:p>
+            <w:pPr>
+              <w:spacing w:after="0"/>
+            </w:pPr>
+            <w:r>
+              <w:rPr>
+                <w:rFonts w:ascii="Times New Roman" w:hAnsi="Times New Roman" w:eastAsia="Times New Roman" w:cs="Times New Roman"/>
+                <w:b w:val="0"/>
+                <w:sz w:val="18"/>
+              </w:rPr>
+              <w:t>Отсутствует</w:t>
             </w:r>
           </w:p>
         </w:tc>
@@ -1531,7 +1590,7 @@
           <w:b w:val="0"/>
           <w:sz w:val="28"/>
         </w:rPr>
-        <w:t>В исправленной версии SQL выполняется через PreparedStatement, добавление и удаление заказа защищены транзакциями, а загрузка заказов и позиций выполняется одним JOIN-запросом. Это устраняет SQL-конкатенацию и проблему N+1.</w:t>
+        <w:t>В исправленной версии SQL выполняется через PreparedStatement, создание заказа защищено транзакцией, а загрузка заказов и позиций выполняется одним JOIN-запросом. Меню и история загружаются страницами по 10 записей. Созданы индексы по категории, названию, order_id, статусу и времени заказа.</w:t>
       </w:r>
     </w:p>
     <w:p>
@@ -1586,7 +1645,7 @@
           <w:b w:val="0"/>
           <w:sz w:val="16"/>
         </w:rPr>
-        <w:t xml:space="preserve">    private &lt;T&gt; void runDb(Callable&lt;T&gt; work,Consumer&lt;T&gt; done){loading.setText("Работа с базой...");Task&lt;T&gt; task=new Task&lt;&gt;(){@Override protected T call() throws Exception{return work.call();}};task.setOnSucceeded(e-&gt;{loading.setText("");done.accept(task.getValue());});task.setOnFailed(e-&gt;{loading.setText("");warn(task.getException().getMessage());});Thread thread=new Thread(task,"sqlite-worker");thread.setDaemon(true);thread.start();}</w:t>
+        <w:t xml:space="preserve">    private &lt;T&gt; void runDb(Callable&lt;T&gt; operation, Consumer&lt;T&gt; onSuccess) {</w:t>
       </w:r>
     </w:p>
     <w:p>
@@ -1600,7 +1659,203 @@
           <w:b w:val="0"/>
           <w:sz w:val="16"/>
         </w:rPr>
-        <w:t xml:space="preserve">    private void warn(String text){new Alert(Alert.AlertType.WARNING,text==null?"Ошибка работы с БД":text).showAndWait();}</w:t>
+        <w:t xml:space="preserve">        activeTasks++;</w:t>
+      </w:r>
+    </w:p>
+    <w:p>
+      <w:pPr>
+        <w:spacing w:after="0" w:line="240" w:lineRule="auto"/>
+        <w:ind w:left="340"/>
+      </w:pPr>
+      <w:r>
+        <w:rPr>
+          <w:rFonts w:ascii="Consolas" w:hAnsi="Consolas" w:eastAsia="Consolas" w:cs="Consolas"/>
+          <w:b w:val="0"/>
+          <w:sz w:val="16"/>
+        </w:rPr>
+        <w:t xml:space="preserve">        loading.setText("Работа с базой...");</w:t>
+      </w:r>
+    </w:p>
+    <w:p>
+      <w:pPr>
+        <w:spacing w:after="0" w:line="240" w:lineRule="auto"/>
+        <w:ind w:left="340"/>
+      </w:pPr>
+      <w:r>
+        <w:rPr>
+          <w:rFonts w:ascii="Consolas" w:hAnsi="Consolas" w:eastAsia="Consolas" w:cs="Consolas"/>
+          <w:b w:val="0"/>
+          <w:sz w:val="16"/>
+        </w:rPr>
+        <w:t xml:space="preserve">        Task&lt;T&gt; task = new Task&lt;&gt;() {</w:t>
+      </w:r>
+    </w:p>
+    <w:p>
+      <w:pPr>
+        <w:spacing w:after="0" w:line="240" w:lineRule="auto"/>
+        <w:ind w:left="340"/>
+      </w:pPr>
+      <w:r>
+        <w:rPr>
+          <w:rFonts w:ascii="Consolas" w:hAnsi="Consolas" w:eastAsia="Consolas" w:cs="Consolas"/>
+          <w:b w:val="0"/>
+          <w:sz w:val="16"/>
+        </w:rPr>
+        <w:t xml:space="preserve">            @Override</w:t>
+      </w:r>
+    </w:p>
+    <w:p>
+      <w:pPr>
+        <w:spacing w:after="0" w:line="240" w:lineRule="auto"/>
+        <w:ind w:left="340"/>
+      </w:pPr>
+      <w:r>
+        <w:rPr>
+          <w:rFonts w:ascii="Consolas" w:hAnsi="Consolas" w:eastAsia="Consolas" w:cs="Consolas"/>
+          <w:b w:val="0"/>
+          <w:sz w:val="16"/>
+        </w:rPr>
+        <w:t xml:space="preserve">            protected T call() throws Exception {</w:t>
+      </w:r>
+    </w:p>
+    <w:p>
+      <w:pPr>
+        <w:spacing w:after="0" w:line="240" w:lineRule="auto"/>
+        <w:ind w:left="340"/>
+      </w:pPr>
+      <w:r>
+        <w:rPr>
+          <w:rFonts w:ascii="Consolas" w:hAnsi="Consolas" w:eastAsia="Consolas" w:cs="Consolas"/>
+          <w:b w:val="0"/>
+          <w:sz w:val="16"/>
+        </w:rPr>
+        <w:t xml:space="preserve">                return operation.call();</w:t>
+      </w:r>
+    </w:p>
+    <w:p>
+      <w:pPr>
+        <w:spacing w:after="0" w:line="240" w:lineRule="auto"/>
+        <w:ind w:left="340"/>
+      </w:pPr>
+      <w:r>
+        <w:rPr>
+          <w:rFonts w:ascii="Consolas" w:hAnsi="Consolas" w:eastAsia="Consolas" w:cs="Consolas"/>
+          <w:b w:val="0"/>
+          <w:sz w:val="16"/>
+        </w:rPr>
+        <w:t xml:space="preserve">            }</w:t>
+      </w:r>
+    </w:p>
+    <w:p>
+      <w:pPr>
+        <w:spacing w:after="0" w:line="240" w:lineRule="auto"/>
+        <w:ind w:left="340"/>
+      </w:pPr>
+      <w:r>
+        <w:rPr>
+          <w:rFonts w:ascii="Consolas" w:hAnsi="Consolas" w:eastAsia="Consolas" w:cs="Consolas"/>
+          <w:b w:val="0"/>
+          <w:sz w:val="16"/>
+        </w:rPr>
+        <w:t xml:space="preserve">        };</w:t>
+      </w:r>
+    </w:p>
+    <w:p>
+      <w:pPr>
+        <w:spacing w:after="0" w:line="240" w:lineRule="auto"/>
+        <w:ind w:left="340"/>
+      </w:pPr>
+      <w:r>
+        <w:rPr>
+          <w:rFonts w:ascii="Consolas" w:hAnsi="Consolas" w:eastAsia="Consolas" w:cs="Consolas"/>
+          <w:b w:val="0"/>
+          <w:sz w:val="16"/>
+        </w:rPr>
+        <w:t xml:space="preserve">        task.setOnSucceeded(event -&gt; {</w:t>
+      </w:r>
+    </w:p>
+    <w:p>
+      <w:pPr>
+        <w:spacing w:after="0" w:line="240" w:lineRule="auto"/>
+        <w:ind w:left="340"/>
+      </w:pPr>
+      <w:r>
+        <w:rPr>
+          <w:rFonts w:ascii="Consolas" w:hAnsi="Consolas" w:eastAsia="Consolas" w:cs="Consolas"/>
+          <w:b w:val="0"/>
+          <w:sz w:val="16"/>
+        </w:rPr>
+        <w:t xml:space="preserve">            finishTask();</w:t>
+      </w:r>
+    </w:p>
+    <w:p>
+      <w:pPr>
+        <w:spacing w:after="0" w:line="240" w:lineRule="auto"/>
+        <w:ind w:left="340"/>
+      </w:pPr>
+      <w:r>
+        <w:rPr>
+          <w:rFonts w:ascii="Consolas" w:hAnsi="Consolas" w:eastAsia="Consolas" w:cs="Consolas"/>
+          <w:b w:val="0"/>
+          <w:sz w:val="16"/>
+        </w:rPr>
+        <w:t xml:space="preserve">            onSuccess.accept(task.getValue());</w:t>
+      </w:r>
+    </w:p>
+    <w:p>
+      <w:pPr>
+        <w:spacing w:after="0" w:line="240" w:lineRule="auto"/>
+        <w:ind w:left="340"/>
+      </w:pPr>
+      <w:r>
+        <w:rPr>
+          <w:rFonts w:ascii="Consolas" w:hAnsi="Consolas" w:eastAsia="Consolas" w:cs="Consolas"/>
+          <w:b w:val="0"/>
+          <w:sz w:val="16"/>
+        </w:rPr>
+        <w:t xml:space="preserve">        });</w:t>
+      </w:r>
+    </w:p>
+    <w:p>
+      <w:pPr>
+        <w:spacing w:after="0" w:line="240" w:lineRule="auto"/>
+        <w:ind w:left="340"/>
+      </w:pPr>
+      <w:r>
+        <w:rPr>
+          <w:rFonts w:ascii="Consolas" w:hAnsi="Consolas" w:eastAsia="Consolas" w:cs="Consolas"/>
+          <w:b w:val="0"/>
+          <w:sz w:val="16"/>
+        </w:rPr>
+        <w:t xml:space="preserve">        task.setOnFailed(event -&gt; {</w:t>
+      </w:r>
+    </w:p>
+    <w:p>
+      <w:pPr>
+        <w:spacing w:after="0" w:line="240" w:lineRule="auto"/>
+        <w:ind w:left="340"/>
+      </w:pPr>
+      <w:r>
+        <w:rPr>
+          <w:rFonts w:ascii="Consolas" w:hAnsi="Consolas" w:eastAsia="Consolas" w:cs="Consolas"/>
+          <w:b w:val="0"/>
+          <w:sz w:val="16"/>
+        </w:rPr>
+        <w:t xml:space="preserve">            finishTask();</w:t>
+      </w:r>
+    </w:p>
+    <w:p>
+      <w:pPr>
+        <w:spacing w:after="0" w:line="240" w:lineRule="auto"/>
+        <w:ind w:left="340"/>
+      </w:pPr>
+      <w:r>
+        <w:rPr>
+          <w:rFonts w:ascii="Consolas" w:hAnsi="Consolas" w:eastAsia="Consolas" w:cs="Consolas"/>
+          <w:b w:val="0"/>
+          <w:sz w:val="16"/>
+        </w:rPr>
+        <w:t xml:space="preserve">            Throwable error = task.getException();</w:t>
       </w:r>
     </w:p>
     <w:p>
@@ -1633,7 +1888,7 @@
           <w:b w:val="0"/>
           <w:sz w:val="28"/>
         </w:rPr>
-        <w:t>Окно proect содержит меню с поиском и фильтром, форму добавления блюда, данные клиента, текущий заказ, изменение статуса, историю и общую выручку. Несколько строк выбираются с помощью Ctrl или Shift и добавляются одной кнопкой.</w:t>
+        <w:t>Окно proect содержит меню с поиском и SQL-фильтром, форму добавления блюда, данные клиента, текущий заказ, историю, изменение статуса и общую выручку. Меню и история имеют кнопки пагинации. Несколько строк выбираются с помощью Ctrl или Shift и добавляются одной кнопкой, а запись в SQLite происходит после нажатия «Оформить заказ».</w:t>
       </w:r>
     </w:p>
     <w:p>
@@ -1649,7 +1904,7 @@
               <a:graphicData uri="http://schemas.openxmlformats.org/drawingml/2006/picture">
                 <pic:pic>
                   <pic:nvPicPr>
-                    <pic:cNvPr id="0" name="proect_gui.png"/>
+                    <pic:cNvPr id="0" name="proect_gui_final.png"/>
                     <pic:cNvPicPr/>
                   </pic:nvPicPr>
                   <pic:blipFill>
@@ -1732,7 +1987,7 @@
               <a:graphicData uri="http://schemas.openxmlformats.org/drawingml/2006/picture">
                 <pic:pic>
                   <pic:nvPicPr>
-                    <pic:cNvPr id="0" name="proecterror_gui.png"/>
+                    <pic:cNvPr id="0" name="proecterror_gui_final.png"/>
                     <pic:cNvPicPr/>
                   </pic:nvPicPr>
                   <pic:blipFill>
@@ -1767,6 +2022,11 @@
           <w:sz w:val="22"/>
         </w:rPr>
         <w:t>Рисунок 2 — интерфейс proecterror с фильтром и сменой статуса</w:t>
+      </w:r>
+    </w:p>
+    <w:p>
+      <w:r>
+        <w:br w:type="page"/>
       </w:r>
     </w:p>
     <w:p>
@@ -1959,7 +2219,7 @@
                 <w:b w:val="0"/>
                 <w:sz w:val="18"/>
               </w:rPr>
-              <w:t>Конструктор Dish имеет длинный список параметров.</w:t>
+              <w:t>Конструкторы Dish и Order имеют 8 и 6 параметров.</w:t>
             </w:r>
           </w:p>
         </w:tc>
@@ -1979,7 +2239,7 @@
                 <w:b w:val="0"/>
                 <w:sz w:val="18"/>
               </w:rPr>
-              <w:t>Параметры питания вынесены в NutritionInfo.</w:t>
+              <w:t>Питание и клиент вынесены в отдельные типы.</w:t>
             </w:r>
           </w:p>
         </w:tc>
@@ -2019,7 +2279,7 @@
                 <w:b w:val="0"/>
                 <w:sz w:val="18"/>
               </w:rPr>
-              <w:t>Order содержит группу customerName/customerPhone.</w:t>
+              <w:t>Создание Dish из ResultSet продублировано.</w:t>
             </w:r>
           </w:p>
         </w:tc>
@@ -2038,7 +2298,7 @@
                 <w:b w:val="0"/>
                 <w:sz w:val="18"/>
               </w:rPr>
-              <w:t>Данные объединены в Customer.</w:t>
+              <w:t>Применяется единый mapDish().</w:t>
             </w:r>
           </w:p>
         </w:tc>
@@ -2080,7 +2340,7 @@
                 <w:b w:val="0"/>
                 <w:sz w:val="18"/>
               </w:rPr>
-              <w:t>Статус NEW задан магической строкой.</w:t>
+              <w:t>getAllOrders() превышает 40 строк и смешивает обязанности.</w:t>
             </w:r>
           </w:p>
         </w:tc>
@@ -2100,7 +2360,7 @@
                 <w:b w:val="0"/>
                 <w:sz w:val="18"/>
               </w:rPr>
-              <w:t>Использован enum OrderStatus.</w:t>
+              <w:t>Загрузка разделена на короткие методы.</w:t>
             </w:r>
           </w:p>
         </w:tc>
@@ -2140,7 +2400,7 @@
                 <w:b w:val="0"/>
                 <w:sz w:val="18"/>
               </w:rPr>
-              <w:t>Feature Envy: контроллер перебирает позиции Order.</w:t>
+              <w:t>Статусы и число 100 заданы магическими значениями.</w:t>
             </w:r>
           </w:p>
         </w:tc>
@@ -2159,7 +2419,370 @@
                 <w:b w:val="0"/>
                 <w:sz w:val="18"/>
               </w:rPr>
-              <w:t>Расчёт инкапсулирован в Order.</w:t>
+              <w:t>OrderStatus и PERCENT_BASE.</w:t>
+            </w:r>
+          </w:p>
+        </w:tc>
+      </w:tr>
+      <w:tr>
+        <w:tc>
+          <w:tcPr>
+            <w:tcW w:type="dxa" w:w="567"/>
+            <w:shd w:fill="EAF2F8"/>
+            <w:vAlign w:val="center"/>
+          </w:tcPr>
+          <w:p>
+            <w:pPr>
+              <w:spacing w:after="0"/>
+            </w:pPr>
+            <w:r>
+              <w:rPr>
+                <w:rFonts w:ascii="Times New Roman" w:hAnsi="Times New Roman" w:eastAsia="Times New Roman" w:cs="Times New Roman"/>
+                <w:b w:val="0"/>
+                <w:sz w:val="18"/>
+              </w:rPr>
+              <w:t>6</w:t>
+            </w:r>
+          </w:p>
+        </w:tc>
+        <w:tc>
+          <w:tcPr>
+            <w:tcW w:type="dxa" w:w="4025"/>
+            <w:shd w:fill="EAF2F8"/>
+            <w:vAlign w:val="center"/>
+          </w:tcPr>
+          <w:p>
+            <w:pPr>
+              <w:spacing w:after="0"/>
+            </w:pPr>
+            <w:r>
+              <w:rPr>
+                <w:rFonts w:ascii="Times New Roman" w:hAnsi="Times New Roman" w:eastAsia="Times New Roman" w:cs="Times New Roman"/>
+                <w:b w:val="0"/>
+                <w:sz w:val="18"/>
+              </w:rPr>
+              <w:t>Feature Envy в getDailyStats().</w:t>
+            </w:r>
+          </w:p>
+        </w:tc>
+        <w:tc>
+          <w:tcPr>
+            <w:tcW w:type="dxa" w:w="4535"/>
+            <w:shd w:fill="EAF2F8"/>
+            <w:vAlign w:val="center"/>
+          </w:tcPr>
+          <w:p>
+            <w:pPr>
+              <w:spacing w:after="0"/>
+            </w:pPr>
+            <w:r>
+              <w:rPr>
+                <w:rFonts w:ascii="Times New Roman" w:hAnsi="Times New Roman" w:eastAsia="Times New Roman" w:cs="Times New Roman"/>
+                <w:b w:val="0"/>
+                <w:sz w:val="18"/>
+              </w:rPr>
+              <w:t>Расчёт инкапсулирован в Order и DAO.</w:t>
+            </w:r>
+          </w:p>
+        </w:tc>
+      </w:tr>
+      <w:tr>
+        <w:tc>
+          <w:tcPr>
+            <w:tcW w:type="dxa" w:w="567"/>
+            <w:vAlign w:val="center"/>
+          </w:tcPr>
+          <w:p>
+            <w:pPr>
+              <w:spacing w:after="0"/>
+            </w:pPr>
+            <w:r>
+              <w:rPr>
+                <w:rFonts w:ascii="Times New Roman" w:hAnsi="Times New Roman" w:eastAsia="Times New Roman" w:cs="Times New Roman"/>
+                <w:b w:val="0"/>
+                <w:sz w:val="18"/>
+              </w:rPr>
+              <w:t>7</w:t>
+            </w:r>
+          </w:p>
+        </w:tc>
+        <w:tc>
+          <w:tcPr>
+            <w:tcW w:type="dxa" w:w="4025"/>
+            <w:vAlign w:val="center"/>
+          </w:tcPr>
+          <w:p>
+            <w:pPr>
+              <w:spacing w:after="0"/>
+            </w:pPr>
+            <w:r>
+              <w:rPr>
+                <w:rFonts w:ascii="Times New Roman" w:hAnsi="Times New Roman" w:eastAsia="Times New Roman" w:cs="Times New Roman"/>
+                <w:b w:val="0"/>
+                <w:sz w:val="18"/>
+              </w:rPr>
+              <w:t>customerName/customerPhone и weight/calories образуют Data Clumps.</w:t>
+            </w:r>
+          </w:p>
+        </w:tc>
+        <w:tc>
+          <w:tcPr>
+            <w:tcW w:type="dxa" w:w="4535"/>
+            <w:vAlign w:val="center"/>
+          </w:tcPr>
+          <w:p>
+            <w:pPr>
+              <w:spacing w:after="0"/>
+            </w:pPr>
+            <w:r>
+              <w:rPr>
+                <w:rFonts w:ascii="Times New Roman" w:hAnsi="Times New Roman" w:eastAsia="Times New Roman" w:cs="Times New Roman"/>
+                <w:b w:val="0"/>
+                <w:sz w:val="18"/>
+              </w:rPr>
+              <w:t>Customer и NutritionInfo.</w:t>
+            </w:r>
+          </w:p>
+        </w:tc>
+      </w:tr>
+      <w:tr>
+        <w:tc>
+          <w:tcPr>
+            <w:tcW w:type="dxa" w:w="567"/>
+            <w:shd w:fill="EAF2F8"/>
+            <w:vAlign w:val="center"/>
+          </w:tcPr>
+          <w:p>
+            <w:pPr>
+              <w:spacing w:after="0"/>
+            </w:pPr>
+            <w:r>
+              <w:rPr>
+                <w:rFonts w:ascii="Times New Roman" w:hAnsi="Times New Roman" w:eastAsia="Times New Roman" w:cs="Times New Roman"/>
+                <w:b w:val="0"/>
+                <w:sz w:val="18"/>
+              </w:rPr>
+              <w:t>8</w:t>
+            </w:r>
+          </w:p>
+        </w:tc>
+        <w:tc>
+          <w:tcPr>
+            <w:tcW w:type="dxa" w:w="4025"/>
+            <w:shd w:fill="EAF2F8"/>
+            <w:vAlign w:val="center"/>
+          </w:tcPr>
+          <w:p>
+            <w:pPr>
+              <w:spacing w:after="0"/>
+            </w:pPr>
+            <w:r>
+              <w:rPr>
+                <w:rFonts w:ascii="Times New Roman" w:hAnsi="Times New Roman" w:eastAsia="Times New Roman" w:cs="Times New Roman"/>
+                <w:b w:val="0"/>
+                <w:sz w:val="18"/>
+              </w:rPr>
+              <w:t>Входные данные не проверяются.</w:t>
+            </w:r>
+          </w:p>
+        </w:tc>
+        <w:tc>
+          <w:tcPr>
+            <w:tcW w:type="dxa" w:w="4535"/>
+            <w:shd w:fill="EAF2F8"/>
+            <w:vAlign w:val="center"/>
+          </w:tcPr>
+          <w:p>
+            <w:pPr>
+              <w:spacing w:after="0"/>
+            </w:pPr>
+            <w:r>
+              <w:rPr>
+                <w:rFonts w:ascii="Times New Roman" w:hAnsi="Times New Roman" w:eastAsia="Times New Roman" w:cs="Times New Roman"/>
+                <w:b w:val="0"/>
+                <w:sz w:val="18"/>
+              </w:rPr>
+              <w:t>Валидация в моделях и интерфейсе.</w:t>
+            </w:r>
+          </w:p>
+        </w:tc>
+      </w:tr>
+      <w:tr>
+        <w:tc>
+          <w:tcPr>
+            <w:tcW w:type="dxa" w:w="567"/>
+            <w:vAlign w:val="center"/>
+          </w:tcPr>
+          <w:p>
+            <w:pPr>
+              <w:spacing w:after="0"/>
+            </w:pPr>
+            <w:r>
+              <w:rPr>
+                <w:rFonts w:ascii="Times New Roman" w:hAnsi="Times New Roman" w:eastAsia="Times New Roman" w:cs="Times New Roman"/>
+                <w:b w:val="0"/>
+                <w:sz w:val="18"/>
+              </w:rPr>
+              <w:t>9</w:t>
+            </w:r>
+          </w:p>
+        </w:tc>
+        <w:tc>
+          <w:tcPr>
+            <w:tcW w:type="dxa" w:w="4025"/>
+            <w:vAlign w:val="center"/>
+          </w:tcPr>
+          <w:p>
+            <w:pPr>
+              <w:spacing w:after="0"/>
+            </w:pPr>
+            <w:r>
+              <w:rPr>
+                <w:rFonts w:ascii="Times New Roman" w:hAnsi="Times New Roman" w:eastAsia="Times New Roman" w:cs="Times New Roman"/>
+                <w:b w:val="0"/>
+                <w:sz w:val="18"/>
+              </w:rPr>
+              <w:t>SQLException только печатается в консоль.</w:t>
+            </w:r>
+          </w:p>
+        </w:tc>
+        <w:tc>
+          <w:tcPr>
+            <w:tcW w:type="dxa" w:w="4535"/>
+            <w:vAlign w:val="center"/>
+          </w:tcPr>
+          <w:p>
+            <w:pPr>
+              <w:spacing w:after="0"/>
+            </w:pPr>
+            <w:r>
+              <w:rPr>
+                <w:rFonts w:ascii="Times New Roman" w:hAnsi="Times New Roman" w:eastAsia="Times New Roman" w:cs="Times New Roman"/>
+                <w:b w:val="0"/>
+                <w:sz w:val="18"/>
+              </w:rPr>
+              <w:t>Ошибка передаётся интерфейсу с причиной.</w:t>
+            </w:r>
+          </w:p>
+        </w:tc>
+      </w:tr>
+      <w:tr>
+        <w:tc>
+          <w:tcPr>
+            <w:tcW w:type="dxa" w:w="567"/>
+            <w:shd w:fill="EAF2F8"/>
+            <w:vAlign w:val="center"/>
+          </w:tcPr>
+          <w:p>
+            <w:pPr>
+              <w:spacing w:after="0"/>
+            </w:pPr>
+            <w:r>
+              <w:rPr>
+                <w:rFonts w:ascii="Times New Roman" w:hAnsi="Times New Roman" w:eastAsia="Times New Roman" w:cs="Times New Roman"/>
+                <w:b w:val="0"/>
+                <w:sz w:val="18"/>
+              </w:rPr>
+              <w:t>10</w:t>
+            </w:r>
+          </w:p>
+        </w:tc>
+        <w:tc>
+          <w:tcPr>
+            <w:tcW w:type="dxa" w:w="4025"/>
+            <w:shd w:fill="EAF2F8"/>
+            <w:vAlign w:val="center"/>
+          </w:tcPr>
+          <w:p>
+            <w:pPr>
+              <w:spacing w:after="0"/>
+            </w:pPr>
+            <w:r>
+              <w:rPr>
+                <w:rFonts w:ascii="Times New Roman" w:hAnsi="Times New Roman" w:eastAsia="Times New Roman" w:cs="Times New Roman"/>
+                <w:b w:val="0"/>
+                <w:sz w:val="18"/>
+              </w:rPr>
+              <w:t>Связанные параметры не объединены.</w:t>
+            </w:r>
+          </w:p>
+        </w:tc>
+        <w:tc>
+          <w:tcPr>
+            <w:tcW w:type="dxa" w:w="4535"/>
+            <w:shd w:fill="EAF2F8"/>
+            <w:vAlign w:val="center"/>
+          </w:tcPr>
+          <w:p>
+            <w:pPr>
+              <w:spacing w:after="0"/>
+            </w:pPr>
+            <w:r>
+              <w:rPr>
+                <w:rFonts w:ascii="Times New Roman" w:hAnsi="Times New Roman" w:eastAsia="Times New Roman" w:cs="Times New Roman"/>
+                <w:b w:val="0"/>
+                <w:sz w:val="18"/>
+              </w:rPr>
+              <w:t>Применены объекты-значения.</w:t>
+            </w:r>
+          </w:p>
+        </w:tc>
+      </w:tr>
+      <w:tr>
+        <w:tc>
+          <w:tcPr>
+            <w:tcW w:type="dxa" w:w="567"/>
+            <w:vAlign w:val="center"/>
+          </w:tcPr>
+          <w:p>
+            <w:pPr>
+              <w:spacing w:after="0"/>
+            </w:pPr>
+            <w:r>
+              <w:rPr>
+                <w:rFonts w:ascii="Times New Roman" w:hAnsi="Times New Roman" w:eastAsia="Times New Roman" w:cs="Times New Roman"/>
+                <w:b w:val="0"/>
+                <w:sz w:val="18"/>
+              </w:rPr>
+              <w:t>11</w:t>
+            </w:r>
+          </w:p>
+        </w:tc>
+        <w:tc>
+          <w:tcPr>
+            <w:tcW w:type="dxa" w:w="4025"/>
+            <w:vAlign w:val="center"/>
+          </w:tcPr>
+          <w:p>
+            <w:pPr>
+              <w:spacing w:after="0"/>
+            </w:pPr>
+            <w:r>
+              <w:rPr>
+                <w:rFonts w:ascii="Times New Roman" w:hAnsi="Times New Roman" w:eastAsia="Times New Roman" w:cs="Times New Roman"/>
+                <w:b w:val="0"/>
+                <w:sz w:val="18"/>
+              </w:rPr>
+              <w:t>Комментарий «Настройка таблиц» ничего не объясняет.</w:t>
+            </w:r>
+          </w:p>
+        </w:tc>
+        <w:tc>
+          <w:tcPr>
+            <w:tcW w:type="dxa" w:w="4535"/>
+            <w:vAlign w:val="center"/>
+          </w:tcPr>
+          <w:p>
+            <w:pPr>
+              <w:spacing w:after="0"/>
+            </w:pPr>
+            <w:r>
+              <w:rPr>
+                <w:rFonts w:ascii="Times New Roman" w:hAnsi="Times New Roman" w:eastAsia="Times New Roman" w:cs="Times New Roman"/>
+                <w:b w:val="0"/>
+                <w:sz w:val="18"/>
+              </w:rPr>
+              <w:t>Код схемы разделён и документирован по назначению.</w:t>
             </w:r>
           </w:p>
         </w:tc>
@@ -2299,7 +2922,7 @@
                 <w:b w:val="0"/>
                 <w:sz w:val="18"/>
               </w:rPr>
-              <w:t>Стоимость полностью пересчитывается при каждом изменении.</w:t>
+              <w:t>N+1 при загрузке позиций заказов.</w:t>
             </w:r>
           </w:p>
         </w:tc>
@@ -2318,7 +2941,7 @@
                 <w:b w:val="0"/>
                 <w:sz w:val="18"/>
               </w:rPr>
-              <w:t>Итог вычисляет модель неизменяемого заказа.</w:t>
+              <w:t>Один JOIN-запрос.</w:t>
             </w:r>
           </w:p>
         </w:tc>
@@ -2360,7 +2983,7 @@
                 <w:b w:val="0"/>
                 <w:sz w:val="18"/>
               </w:rPr>
-              <w:t>N+1: отдельный запрос позиций каждого заказа.</w:t>
+              <w:t>Нет PreparedStatement, возможна SQL-инъекция.</w:t>
             </w:r>
           </w:p>
         </w:tc>
@@ -2380,7 +3003,7 @@
                 <w:b w:val="0"/>
                 <w:sz w:val="18"/>
               </w:rPr>
-              <w:t>Единый JOIN-запрос.</w:t>
+              <w:t>Параметризованные запросы.</w:t>
             </w:r>
           </w:p>
         </w:tc>
@@ -2420,7 +3043,7 @@
                 <w:b w:val="0"/>
                 <w:sz w:val="18"/>
               </w:rPr>
-              <w:t>SQL формируется конкатенацией строк.</w:t>
+              <w:t>Все записи загружаются без пагинации.</w:t>
             </w:r>
           </w:p>
         </w:tc>
@@ -2439,7 +3062,7 @@
                 <w:b w:val="0"/>
                 <w:sz w:val="18"/>
               </w:rPr>
-              <w:t>PreparedStatement и параметры.</w:t>
+              <w:t>LIMIT/OFFSET и страницы по 10 записей.</w:t>
             </w:r>
           </w:p>
         </w:tc>
@@ -2481,7 +3104,7 @@
                 <w:b w:val="0"/>
                 <w:sz w:val="18"/>
               </w:rPr>
-              <w:t>Фильтр каждый раз линейно обходит данные после DAO.</w:t>
+              <w:t>Нет индексов по связям, статусу и времени.</w:t>
             </w:r>
           </w:p>
         </w:tc>
@@ -2501,7 +3124,7 @@
                 <w:b w:val="0"/>
                 <w:sz w:val="18"/>
               </w:rPr>
-              <w:t>Меню кэшируется; повторного запроса к БД нет.</w:t>
+              <w:t>Добавлены пять предметных индексов.</w:t>
             </w:r>
           </w:p>
         </w:tc>
@@ -2541,7 +3164,7 @@
                 <w:b w:val="0"/>
                 <w:sz w:val="18"/>
               </w:rPr>
-              <w:t>toLowerCase() многократно вызывается для тех же значений.</w:t>
+              <w:t>Категория фильтруется линейно.</w:t>
             </w:r>
           </w:p>
         </w:tc>
@@ -2560,7 +3183,432 @@
                 <w:b w:val="0"/>
                 <w:sz w:val="18"/>
               </w:rPr>
-              <w:t>Запрос нормализуется один раз.</w:t>
+              <w:t>Фильтрация выполняется индексированным SQL.</w:t>
+            </w:r>
+          </w:p>
+        </w:tc>
+      </w:tr>
+      <w:tr>
+        <w:tc>
+          <w:tcPr>
+            <w:tcW w:type="dxa" w:w="567"/>
+            <w:shd w:fill="EAF2F8"/>
+            <w:vAlign w:val="center"/>
+          </w:tcPr>
+          <w:p>
+            <w:pPr>
+              <w:spacing w:after="0"/>
+            </w:pPr>
+            <w:r>
+              <w:rPr>
+                <w:rFonts w:ascii="Times New Roman" w:hAnsi="Times New Roman" w:eastAsia="Times New Roman" w:cs="Times New Roman"/>
+                <w:b w:val="0"/>
+                <w:sz w:val="18"/>
+              </w:rPr>
+              <w:t>6</w:t>
+            </w:r>
+          </w:p>
+        </w:tc>
+        <w:tc>
+          <w:tcPr>
+            <w:tcW w:type="dxa" w:w="4025"/>
+            <w:shd w:fill="EAF2F8"/>
+            <w:vAlign w:val="center"/>
+          </w:tcPr>
+          <w:p>
+            <w:pPr>
+              <w:spacing w:after="0"/>
+            </w:pPr>
+            <w:r>
+              <w:rPr>
+                <w:rFonts w:ascii="Times New Roman" w:hAnsi="Times New Roman" w:eastAsia="Times New Roman" w:cs="Times New Roman"/>
+                <w:b w:val="0"/>
+                <w:sz w:val="18"/>
+              </w:rPr>
+              <w:t>toLowerCase() вычисляется многократно.</w:t>
+            </w:r>
+          </w:p>
+        </w:tc>
+        <w:tc>
+          <w:tcPr>
+            <w:tcW w:type="dxa" w:w="4535"/>
+            <w:shd w:fill="EAF2F8"/>
+            <w:vAlign w:val="center"/>
+          </w:tcPr>
+          <w:p>
+            <w:pPr>
+              <w:spacing w:after="0"/>
+            </w:pPr>
+            <w:r>
+              <w:rPr>
+                <w:rFonts w:ascii="Times New Roman" w:hAnsi="Times New Roman" w:eastAsia="Times New Roman" w:cs="Times New Roman"/>
+                <w:b w:val="0"/>
+                <w:sz w:val="18"/>
+              </w:rPr>
+              <w:t>Нормализация вынесена из повторяющегося кода.</w:t>
+            </w:r>
+          </w:p>
+        </w:tc>
+      </w:tr>
+      <w:tr>
+        <w:tc>
+          <w:tcPr>
+            <w:tcW w:type="dxa" w:w="567"/>
+            <w:vAlign w:val="center"/>
+          </w:tcPr>
+          <w:p>
+            <w:pPr>
+              <w:spacing w:after="0"/>
+            </w:pPr>
+            <w:r>
+              <w:rPr>
+                <w:rFonts w:ascii="Times New Roman" w:hAnsi="Times New Roman" w:eastAsia="Times New Roman" w:cs="Times New Roman"/>
+                <w:b w:val="0"/>
+                <w:sz w:val="18"/>
+              </w:rPr>
+              <w:t>7</w:t>
+            </w:r>
+          </w:p>
+        </w:tc>
+        <w:tc>
+          <w:tcPr>
+            <w:tcW w:type="dxa" w:w="4025"/>
+            <w:vAlign w:val="center"/>
+          </w:tcPr>
+          <w:p>
+            <w:pPr>
+              <w:spacing w:after="0"/>
+            </w:pPr>
+            <w:r>
+              <w:rPr>
+                <w:rFonts w:ascii="Times New Roman" w:hAnsi="Times New Roman" w:eastAsia="Times New Roman" w:cs="Times New Roman"/>
+                <w:b w:val="0"/>
+                <w:sz w:val="18"/>
+              </w:rPr>
+              <w:t>Заказ и позиции записываются без транзакции.</w:t>
+            </w:r>
+          </w:p>
+        </w:tc>
+        <w:tc>
+          <w:tcPr>
+            <w:tcW w:type="dxa" w:w="4535"/>
+            <w:vAlign w:val="center"/>
+          </w:tcPr>
+          <w:p>
+            <w:pPr>
+              <w:spacing w:after="0"/>
+            </w:pPr>
+            <w:r>
+              <w:rPr>
+                <w:rFonts w:ascii="Times New Roman" w:hAnsi="Times New Roman" w:eastAsia="Times New Roman" w:cs="Times New Roman"/>
+                <w:b w:val="0"/>
+                <w:sz w:val="18"/>
+              </w:rPr>
+              <w:t>commit/rollback охватывает обе операции.</w:t>
+            </w:r>
+          </w:p>
+        </w:tc>
+      </w:tr>
+      <w:tr>
+        <w:tc>
+          <w:tcPr>
+            <w:tcW w:type="dxa" w:w="567"/>
+            <w:shd w:fill="EAF2F8"/>
+            <w:vAlign w:val="center"/>
+          </w:tcPr>
+          <w:p>
+            <w:pPr>
+              <w:spacing w:after="0"/>
+            </w:pPr>
+            <w:r>
+              <w:rPr>
+                <w:rFonts w:ascii="Times New Roman" w:hAnsi="Times New Roman" w:eastAsia="Times New Roman" w:cs="Times New Roman"/>
+                <w:b w:val="0"/>
+                <w:sz w:val="18"/>
+              </w:rPr>
+              <w:t>8</w:t>
+            </w:r>
+          </w:p>
+        </w:tc>
+        <w:tc>
+          <w:tcPr>
+            <w:tcW w:type="dxa" w:w="4025"/>
+            <w:shd w:fill="EAF2F8"/>
+            <w:vAlign w:val="center"/>
+          </w:tcPr>
+          <w:p>
+            <w:pPr>
+              <w:spacing w:after="0"/>
+            </w:pPr>
+            <w:r>
+              <w:rPr>
+                <w:rFonts w:ascii="Times New Roman" w:hAnsi="Times New Roman" w:eastAsia="Times New Roman" w:cs="Times New Roman"/>
+                <w:b w:val="0"/>
+                <w:sz w:val="18"/>
+              </w:rPr>
+              <w:t>JDBC-ресурсы могут утекать.</w:t>
+            </w:r>
+          </w:p>
+        </w:tc>
+        <w:tc>
+          <w:tcPr>
+            <w:tcW w:type="dxa" w:w="4535"/>
+            <w:shd w:fill="EAF2F8"/>
+            <w:vAlign w:val="center"/>
+          </w:tcPr>
+          <w:p>
+            <w:pPr>
+              <w:spacing w:after="0"/>
+            </w:pPr>
+            <w:r>
+              <w:rPr>
+                <w:rFonts w:ascii="Times New Roman" w:hAnsi="Times New Roman" w:eastAsia="Times New Roman" w:cs="Times New Roman"/>
+                <w:b w:val="0"/>
+                <w:sz w:val="18"/>
+              </w:rPr>
+              <w:t>try-with-resources для Connection, Statement и ResultSet.</w:t>
+            </w:r>
+          </w:p>
+        </w:tc>
+      </w:tr>
+      <w:tr>
+        <w:tc>
+          <w:tcPr>
+            <w:tcW w:type="dxa" w:w="567"/>
+            <w:vAlign w:val="center"/>
+          </w:tcPr>
+          <w:p>
+            <w:pPr>
+              <w:spacing w:after="0"/>
+            </w:pPr>
+            <w:r>
+              <w:rPr>
+                <w:rFonts w:ascii="Times New Roman" w:hAnsi="Times New Roman" w:eastAsia="Times New Roman" w:cs="Times New Roman"/>
+                <w:b w:val="0"/>
+                <w:sz w:val="18"/>
+              </w:rPr>
+              <w:t>9</w:t>
+            </w:r>
+          </w:p>
+        </w:tc>
+        <w:tc>
+          <w:tcPr>
+            <w:tcW w:type="dxa" w:w="4025"/>
+            <w:vAlign w:val="center"/>
+          </w:tcPr>
+          <w:p>
+            <w:pPr>
+              <w:spacing w:after="0"/>
+            </w:pPr>
+            <w:r>
+              <w:rPr>
+                <w:rFonts w:ascii="Times New Roman" w:hAnsi="Times New Roman" w:eastAsia="Times New Roman" w:cs="Times New Roman"/>
+                <w:b w:val="0"/>
+                <w:sz w:val="18"/>
+              </w:rPr>
+              <w:t>Итог полностью пересчитывается при изменении статуса.</w:t>
+            </w:r>
+          </w:p>
+        </w:tc>
+        <w:tc>
+          <w:tcPr>
+            <w:tcW w:type="dxa" w:w="4535"/>
+            <w:vAlign w:val="center"/>
+          </w:tcPr>
+          <w:p>
+            <w:pPr>
+              <w:spacing w:after="0"/>
+            </w:pPr>
+            <w:r>
+              <w:rPr>
+                <w:rFonts w:ascii="Times New Roman" w:hAnsi="Times New Roman" w:eastAsia="Times New Roman" w:cs="Times New Roman"/>
+                <w:b w:val="0"/>
+                <w:sz w:val="18"/>
+              </w:rPr>
+              <w:t>Неизменяемый Order сохраняет рассчитанный total.</w:t>
+            </w:r>
+          </w:p>
+        </w:tc>
+      </w:tr>
+      <w:tr>
+        <w:tc>
+          <w:tcPr>
+            <w:tcW w:type="dxa" w:w="567"/>
+            <w:shd w:fill="EAF2F8"/>
+            <w:vAlign w:val="center"/>
+          </w:tcPr>
+          <w:p>
+            <w:pPr>
+              <w:spacing w:after="0"/>
+            </w:pPr>
+            <w:r>
+              <w:rPr>
+                <w:rFonts w:ascii="Times New Roman" w:hAnsi="Times New Roman" w:eastAsia="Times New Roman" w:cs="Times New Roman"/>
+                <w:b w:val="0"/>
+                <w:sz w:val="18"/>
+              </w:rPr>
+              <w:t>10</w:t>
+            </w:r>
+          </w:p>
+        </w:tc>
+        <w:tc>
+          <w:tcPr>
+            <w:tcW w:type="dxa" w:w="4025"/>
+            <w:shd w:fill="EAF2F8"/>
+            <w:vAlign w:val="center"/>
+          </w:tcPr>
+          <w:p>
+            <w:pPr>
+              <w:spacing w:after="0"/>
+            </w:pPr>
+            <w:r>
+              <w:rPr>
+                <w:rFonts w:ascii="Times New Roman" w:hAnsi="Times New Roman" w:eastAsia="Times New Roman" w:cs="Times New Roman"/>
+                <w:b w:val="0"/>
+                <w:sz w:val="18"/>
+              </w:rPr>
+              <w:t>Повторные запросы выполняются без кэша.</w:t>
+            </w:r>
+          </w:p>
+        </w:tc>
+        <w:tc>
+          <w:tcPr>
+            <w:tcW w:type="dxa" w:w="4535"/>
+            <w:shd w:fill="EAF2F8"/>
+            <w:vAlign w:val="center"/>
+          </w:tcPr>
+          <w:p>
+            <w:pPr>
+              <w:spacing w:after="0"/>
+            </w:pPr>
+            <w:r>
+              <w:rPr>
+                <w:rFonts w:ascii="Times New Roman" w:hAnsi="Times New Roman" w:eastAsia="Times New Roman" w:cs="Times New Roman"/>
+                <w:b w:val="0"/>
+                <w:sz w:val="18"/>
+              </w:rPr>
+              <w:t>Кэш страниц меню с инвалидированием.</w:t>
+            </w:r>
+          </w:p>
+        </w:tc>
+      </w:tr>
+      <w:tr>
+        <w:tc>
+          <w:tcPr>
+            <w:tcW w:type="dxa" w:w="567"/>
+            <w:vAlign w:val="center"/>
+          </w:tcPr>
+          <w:p>
+            <w:pPr>
+              <w:spacing w:after="0"/>
+            </w:pPr>
+            <w:r>
+              <w:rPr>
+                <w:rFonts w:ascii="Times New Roman" w:hAnsi="Times New Roman" w:eastAsia="Times New Roman" w:cs="Times New Roman"/>
+                <w:b w:val="0"/>
+                <w:sz w:val="18"/>
+              </w:rPr>
+              <w:t>11</w:t>
+            </w:r>
+          </w:p>
+        </w:tc>
+        <w:tc>
+          <w:tcPr>
+            <w:tcW w:type="dxa" w:w="4025"/>
+            <w:vAlign w:val="center"/>
+          </w:tcPr>
+          <w:p>
+            <w:pPr>
+              <w:spacing w:after="0"/>
+            </w:pPr>
+            <w:r>
+              <w:rPr>
+                <w:rFonts w:ascii="Times New Roman" w:hAnsi="Times New Roman" w:eastAsia="Times New Roman" w:cs="Times New Roman"/>
+                <w:b w:val="0"/>
+                <w:sz w:val="18"/>
+              </w:rPr>
+              <w:t>SQL собирается конкатенацией.</w:t>
+            </w:r>
+          </w:p>
+        </w:tc>
+        <w:tc>
+          <w:tcPr>
+            <w:tcW w:type="dxa" w:w="4535"/>
+            <w:vAlign w:val="center"/>
+          </w:tcPr>
+          <w:p>
+            <w:pPr>
+              <w:spacing w:after="0"/>
+            </w:pPr>
+            <w:r>
+              <w:rPr>
+                <w:rFonts w:ascii="Times New Roman" w:hAnsi="Times New Roman" w:eastAsia="Times New Roman" w:cs="Times New Roman"/>
+                <w:b w:val="0"/>
+                <w:sz w:val="18"/>
+              </w:rPr>
+              <w:t>StringBuilder и параметры.</w:t>
+            </w:r>
+          </w:p>
+        </w:tc>
+      </w:tr>
+      <w:tr>
+        <w:tc>
+          <w:tcPr>
+            <w:tcW w:type="dxa" w:w="567"/>
+            <w:shd w:fill="EAF2F8"/>
+            <w:vAlign w:val="center"/>
+          </w:tcPr>
+          <w:p>
+            <w:pPr>
+              <w:spacing w:after="0"/>
+            </w:pPr>
+            <w:r>
+              <w:rPr>
+                <w:rFonts w:ascii="Times New Roman" w:hAnsi="Times New Roman" w:eastAsia="Times New Roman" w:cs="Times New Roman"/>
+                <w:b w:val="0"/>
+                <w:sz w:val="18"/>
+              </w:rPr>
+              <w:t>12</w:t>
+            </w:r>
+          </w:p>
+        </w:tc>
+        <w:tc>
+          <w:tcPr>
+            <w:tcW w:type="dxa" w:w="4025"/>
+            <w:shd w:fill="EAF2F8"/>
+            <w:vAlign w:val="center"/>
+          </w:tcPr>
+          <w:p>
+            <w:pPr>
+              <w:spacing w:after="0"/>
+            </w:pPr>
+            <w:r>
+              <w:rPr>
+                <w:rFonts w:ascii="Times New Roman" w:hAnsi="Times New Roman" w:eastAsia="Times New Roman" w:cs="Times New Roman"/>
+                <w:b w:val="0"/>
+                <w:sz w:val="18"/>
+              </w:rPr>
+              <w:t>База вызывается из JavaFX-потока.</w:t>
+            </w:r>
+          </w:p>
+        </w:tc>
+        <w:tc>
+          <w:tcPr>
+            <w:tcW w:type="dxa" w:w="4535"/>
+            <w:shd w:fill="EAF2F8"/>
+            <w:vAlign w:val="center"/>
+          </w:tcPr>
+          <w:p>
+            <w:pPr>
+              <w:spacing w:after="0"/>
+            </w:pPr>
+            <w:r>
+              <w:rPr>
+                <w:rFonts w:ascii="Times New Roman" w:hAnsi="Times New Roman" w:eastAsia="Times New Roman" w:cs="Times New Roman"/>
+                <w:b w:val="0"/>
+                <w:sz w:val="18"/>
+              </w:rPr>
+              <w:t>Все обращения выполняются в Task.</w:t>
             </w:r>
           </w:p>
         </w:tc>
@@ -2570,6 +3618,11 @@
       <w:pPr>
         <w:spacing w:after="0"/>
       </w:pPr>
+    </w:p>
+    <w:p>
+      <w:r>
+        <w:br w:type="page"/>
+      </w:r>
     </w:p>
     <w:p>
       <w:pPr>
@@ -2582,7 +3635,7 @@
           <w:b/>
           <w:sz w:val="28"/>
         </w:rPr>
-        <w:t>11. Сравнение проектов</w:t>
+        <w:t>11. Измерение улучшений</w:t>
       </w:r>
     </w:p>
     <w:p>
@@ -2596,7 +3649,367 @@
           <w:b w:val="0"/>
           <w:sz w:val="28"/>
         </w:rPr>
-        <w:t>Проекты имеют одну предметную область и близкий интерфейс, но различаются внутренним устройством. proect демонстрирует инкапсуляцию, объекты-значения, enum, транзакции, PreparedStatement, JOIN и фоновый Task. proecterror остаётся работоспособным специально для демонстрации последствий открытых полей, длинных параметров, магических строк, Feature Envy и неэффективного доступа к данным.</w:t>
+        <w:t>Для сравнения создан воспроизводимый тест на SQLite с 5000 блюдами, 1000 заказами и 5000 позициями. В таблице приведена медиана семи запусков на текущем компьютере. Результаты зависят от оборудования, но показывают влияние выбранных алгоритмов.</w:t>
+      </w:r>
+    </w:p>
+    <w:tbl>
+      <w:tblPr>
+        <w:tblStyle w:val="TableGrid"/>
+        <w:tblW w:type="auto" w:w="0"/>
+        <w:jc w:val="center"/>
+        <w:tblLook w:firstColumn="1" w:firstRow="1" w:lastColumn="0" w:lastRow="0" w:noHBand="0" w:noVBand="1" w:val="04A0"/>
+      </w:tblPr>
+      <w:tblGrid>
+        <w:gridCol w:w="2493"/>
+        <w:gridCol w:w="2493"/>
+        <w:gridCol w:w="2493"/>
+        <w:gridCol w:w="2493"/>
+      </w:tblGrid>
+      <w:tr>
+        <w:trPr>
+          <w:tblHeader/>
+        </w:trPr>
+        <w:tc>
+          <w:tcPr>
+            <w:tcW w:type="dxa" w:w="4082"/>
+            <w:shd w:fill="1F4E78"/>
+            <w:vAlign w:val="center"/>
+          </w:tcPr>
+          <w:p>
+            <w:pPr>
+              <w:jc w:val="center"/>
+            </w:pPr>
+            <w:r>
+              <w:rPr>
+                <w:rFonts w:ascii="Times New Roman" w:hAnsi="Times New Roman" w:eastAsia="Times New Roman" w:cs="Times New Roman"/>
+                <w:b/>
+                <w:color w:val="FFFFFF"/>
+                <w:sz w:val="20"/>
+              </w:rPr>
+              <w:t>Сценарий</w:t>
+            </w:r>
+          </w:p>
+        </w:tc>
+        <w:tc>
+          <w:tcPr>
+            <w:tcW w:type="dxa" w:w="1587"/>
+            <w:shd w:fill="1F4E78"/>
+            <w:vAlign w:val="center"/>
+          </w:tcPr>
+          <w:p>
+            <w:pPr>
+              <w:jc w:val="center"/>
+            </w:pPr>
+            <w:r>
+              <w:rPr>
+                <w:rFonts w:ascii="Times New Roman" w:hAnsi="Times New Roman" w:eastAsia="Times New Roman" w:cs="Times New Roman"/>
+                <w:b/>
+                <w:color w:val="FFFFFF"/>
+                <w:sz w:val="20"/>
+              </w:rPr>
+              <w:t>До, мс</w:t>
+            </w:r>
+          </w:p>
+        </w:tc>
+        <w:tc>
+          <w:tcPr>
+            <w:tcW w:type="dxa" w:w="1587"/>
+            <w:shd w:fill="1F4E78"/>
+            <w:vAlign w:val="center"/>
+          </w:tcPr>
+          <w:p>
+            <w:pPr>
+              <w:jc w:val="center"/>
+            </w:pPr>
+            <w:r>
+              <w:rPr>
+                <w:rFonts w:ascii="Times New Roman" w:hAnsi="Times New Roman" w:eastAsia="Times New Roman" w:cs="Times New Roman"/>
+                <w:b/>
+                <w:color w:val="FFFFFF"/>
+                <w:sz w:val="20"/>
+              </w:rPr>
+              <w:t>После, мс</w:t>
+            </w:r>
+          </w:p>
+        </w:tc>
+        <w:tc>
+          <w:tcPr>
+            <w:tcW w:type="dxa" w:w="1701"/>
+            <w:shd w:fill="1F4E78"/>
+            <w:vAlign w:val="center"/>
+          </w:tcPr>
+          <w:p>
+            <w:pPr>
+              <w:jc w:val="center"/>
+            </w:pPr>
+            <w:r>
+              <w:rPr>
+                <w:rFonts w:ascii="Times New Roman" w:hAnsi="Times New Roman" w:eastAsia="Times New Roman" w:cs="Times New Roman"/>
+                <w:b/>
+                <w:color w:val="FFFFFF"/>
+                <w:sz w:val="20"/>
+              </w:rPr>
+              <w:t>Ускорение</w:t>
+            </w:r>
+          </w:p>
+        </w:tc>
+      </w:tr>
+      <w:tr>
+        <w:tc>
+          <w:tcPr>
+            <w:tcW w:type="dxa" w:w="4082"/>
+            <w:vAlign w:val="center"/>
+          </w:tcPr>
+          <w:p>
+            <w:pPr>
+              <w:spacing w:after="0"/>
+            </w:pPr>
+            <w:r>
+              <w:rPr>
+                <w:rFonts w:ascii="Times New Roman" w:hAnsi="Times New Roman" w:eastAsia="Times New Roman" w:cs="Times New Roman"/>
+                <w:b w:val="0"/>
+                <w:sz w:val="18"/>
+              </w:rPr>
+              <w:t>Загрузка заказов</w:t>
+            </w:r>
+          </w:p>
+        </w:tc>
+        <w:tc>
+          <w:tcPr>
+            <w:tcW w:type="dxa" w:w="1587"/>
+            <w:vAlign w:val="center"/>
+          </w:tcPr>
+          <w:p>
+            <w:pPr>
+              <w:spacing w:after="0"/>
+            </w:pPr>
+            <w:r>
+              <w:rPr>
+                <w:rFonts w:ascii="Times New Roman" w:hAnsi="Times New Roman" w:eastAsia="Times New Roman" w:cs="Times New Roman"/>
+                <w:b w:val="0"/>
+                <w:sz w:val="18"/>
+              </w:rPr>
+              <w:t>28.525</w:t>
+            </w:r>
+          </w:p>
+        </w:tc>
+        <w:tc>
+          <w:tcPr>
+            <w:tcW w:type="dxa" w:w="1587"/>
+            <w:vAlign w:val="center"/>
+          </w:tcPr>
+          <w:p>
+            <w:pPr>
+              <w:spacing w:after="0"/>
+            </w:pPr>
+            <w:r>
+              <w:rPr>
+                <w:rFonts w:ascii="Times New Roman" w:hAnsi="Times New Roman" w:eastAsia="Times New Roman" w:cs="Times New Roman"/>
+                <w:b w:val="0"/>
+                <w:sz w:val="18"/>
+              </w:rPr>
+              <w:t>2.224</w:t>
+            </w:r>
+          </w:p>
+        </w:tc>
+        <w:tc>
+          <w:tcPr>
+            <w:tcW w:type="dxa" w:w="1701"/>
+            <w:vAlign w:val="center"/>
+          </w:tcPr>
+          <w:p>
+            <w:pPr>
+              <w:spacing w:after="0"/>
+            </w:pPr>
+            <w:r>
+              <w:rPr>
+                <w:rFonts w:ascii="Times New Roman" w:hAnsi="Times New Roman" w:eastAsia="Times New Roman" w:cs="Times New Roman"/>
+                <w:b w:val="0"/>
+                <w:sz w:val="18"/>
+              </w:rPr>
+              <w:t>12.8x</w:t>
+            </w:r>
+          </w:p>
+        </w:tc>
+      </w:tr>
+      <w:tr>
+        <w:tc>
+          <w:tcPr>
+            <w:tcW w:type="dxa" w:w="4082"/>
+            <w:shd w:fill="EAF2F8"/>
+            <w:vAlign w:val="center"/>
+          </w:tcPr>
+          <w:p>
+            <w:pPr>
+              <w:spacing w:after="0"/>
+            </w:pPr>
+            <w:r>
+              <w:rPr>
+                <w:rFonts w:ascii="Times New Roman" w:hAnsi="Times New Roman" w:eastAsia="Times New Roman" w:cs="Times New Roman"/>
+                <w:b w:val="0"/>
+                <w:sz w:val="18"/>
+              </w:rPr>
+              <w:t>Фильтрация категории</w:t>
+            </w:r>
+          </w:p>
+        </w:tc>
+        <w:tc>
+          <w:tcPr>
+            <w:tcW w:type="dxa" w:w="1587"/>
+            <w:shd w:fill="EAF2F8"/>
+            <w:vAlign w:val="center"/>
+          </w:tcPr>
+          <w:p>
+            <w:pPr>
+              <w:spacing w:after="0"/>
+            </w:pPr>
+            <w:r>
+              <w:rPr>
+                <w:rFonts w:ascii="Times New Roman" w:hAnsi="Times New Roman" w:eastAsia="Times New Roman" w:cs="Times New Roman"/>
+                <w:b w:val="0"/>
+                <w:sz w:val="18"/>
+              </w:rPr>
+              <w:t>4.730</w:t>
+            </w:r>
+          </w:p>
+        </w:tc>
+        <w:tc>
+          <w:tcPr>
+            <w:tcW w:type="dxa" w:w="1587"/>
+            <w:shd w:fill="EAF2F8"/>
+            <w:vAlign w:val="center"/>
+          </w:tcPr>
+          <w:p>
+            <w:pPr>
+              <w:spacing w:after="0"/>
+            </w:pPr>
+            <w:r>
+              <w:rPr>
+                <w:rFonts w:ascii="Times New Roman" w:hAnsi="Times New Roman" w:eastAsia="Times New Roman" w:cs="Times New Roman"/>
+                <w:b w:val="0"/>
+                <w:sz w:val="18"/>
+              </w:rPr>
+              <w:t>0.080</w:t>
+            </w:r>
+          </w:p>
+        </w:tc>
+        <w:tc>
+          <w:tcPr>
+            <w:tcW w:type="dxa" w:w="1701"/>
+            <w:shd w:fill="EAF2F8"/>
+            <w:vAlign w:val="center"/>
+          </w:tcPr>
+          <w:p>
+            <w:pPr>
+              <w:spacing w:after="0"/>
+            </w:pPr>
+            <w:r>
+              <w:rPr>
+                <w:rFonts w:ascii="Times New Roman" w:hAnsi="Times New Roman" w:eastAsia="Times New Roman" w:cs="Times New Roman"/>
+                <w:b w:val="0"/>
+                <w:sz w:val="18"/>
+              </w:rPr>
+              <w:t>59.1x</w:t>
+            </w:r>
+          </w:p>
+        </w:tc>
+      </w:tr>
+      <w:tr>
+        <w:tc>
+          <w:tcPr>
+            <w:tcW w:type="dxa" w:w="4082"/>
+            <w:vAlign w:val="center"/>
+          </w:tcPr>
+          <w:p>
+            <w:pPr>
+              <w:spacing w:after="0"/>
+            </w:pPr>
+            <w:r>
+              <w:rPr>
+                <w:rFonts w:ascii="Times New Roman" w:hAnsi="Times New Roman" w:eastAsia="Times New Roman" w:cs="Times New Roman"/>
+                <w:b w:val="0"/>
+                <w:sz w:val="18"/>
+              </w:rPr>
+              <w:t>Повторное чтение меню</w:t>
+            </w:r>
+          </w:p>
+        </w:tc>
+        <w:tc>
+          <w:tcPr>
+            <w:tcW w:type="dxa" w:w="1587"/>
+            <w:vAlign w:val="center"/>
+          </w:tcPr>
+          <w:p>
+            <w:pPr>
+              <w:spacing w:after="0"/>
+            </w:pPr>
+            <w:r>
+              <w:rPr>
+                <w:rFonts w:ascii="Times New Roman" w:hAnsi="Times New Roman" w:eastAsia="Times New Roman" w:cs="Times New Roman"/>
+                <w:b w:val="0"/>
+                <w:sz w:val="18"/>
+              </w:rPr>
+              <w:t>7.666</w:t>
+            </w:r>
+          </w:p>
+        </w:tc>
+        <w:tc>
+          <w:tcPr>
+            <w:tcW w:type="dxa" w:w="1587"/>
+            <w:vAlign w:val="center"/>
+          </w:tcPr>
+          <w:p>
+            <w:pPr>
+              <w:spacing w:after="0"/>
+            </w:pPr>
+            <w:r>
+              <w:rPr>
+                <w:rFonts w:ascii="Times New Roman" w:hAnsi="Times New Roman" w:eastAsia="Times New Roman" w:cs="Times New Roman"/>
+                <w:b w:val="0"/>
+                <w:sz w:val="18"/>
+              </w:rPr>
+              <w:t>0.023</w:t>
+            </w:r>
+          </w:p>
+        </w:tc>
+        <w:tc>
+          <w:tcPr>
+            <w:tcW w:type="dxa" w:w="1701"/>
+            <w:vAlign w:val="center"/>
+          </w:tcPr>
+          <w:p>
+            <w:pPr>
+              <w:spacing w:after="0"/>
+            </w:pPr>
+            <w:r>
+              <w:rPr>
+                <w:rFonts w:ascii="Times New Roman" w:hAnsi="Times New Roman" w:eastAsia="Times New Roman" w:cs="Times New Roman"/>
+                <w:b w:val="0"/>
+                <w:sz w:val="18"/>
+              </w:rPr>
+              <w:t>333.3x</w:t>
+            </w:r>
+          </w:p>
+        </w:tc>
+      </w:tr>
+    </w:tbl>
+    <w:p>
+      <w:pPr>
+        <w:spacing w:after="0"/>
+      </w:pPr>
+    </w:p>
+    <w:p>
+      <w:pPr>
+        <w:spacing w:line="360" w:lineRule="auto" w:after="80"/>
+        <w:ind w:firstLine="709"/>
+      </w:pPr>
+      <w:r>
+        <w:rPr>
+          <w:rFonts w:ascii="Times New Roman" w:hAnsi="Times New Roman" w:eastAsia="Times New Roman" w:cs="Times New Roman"/>
+          <w:b w:val="0"/>
+          <w:sz w:val="28"/>
+        </w:rPr>
+        <w:t>Наибольший эффект дал кэш страницы меню. JOIN устранил сотни отдельных запросов, а индексированный SQL исключил загрузку 5000 строк ради одной категории. Скрипт qa/benchmark.py позволяет повторить измерение.</w:t>
       </w:r>
     </w:p>
     <w:p>
@@ -2610,7 +4023,35 @@
           <w:b/>
           <w:sz w:val="28"/>
         </w:rPr>
-        <w:t>12. Проверка работоспособности</w:t>
+        <w:t>12. Сравнение проектов</w:t>
+      </w:r>
+    </w:p>
+    <w:p>
+      <w:pPr>
+        <w:spacing w:line="360" w:lineRule="auto" w:after="80"/>
+        <w:ind w:firstLine="709"/>
+      </w:pPr>
+      <w:r>
+        <w:rPr>
+          <w:rFonts w:ascii="Times New Roman" w:hAnsi="Times New Roman" w:eastAsia="Times New Roman" w:cs="Times New Roman"/>
+          <w:b w:val="0"/>
+          <w:sz w:val="28"/>
+        </w:rPr>
+        <w:t>Проекты имеют одну предметную область и сопоставимый интерфейс, но различаются внутренним устройством. proect демонстрирует инкапсуляцию, объекты-значения, enum, транзакции, PreparedStatement, JOIN, индексы, пагинацию, кэш и фоновые Task. proecterror остаётся работоспособным специально для демонстрации полного набора проблем из методички.</w:t>
+      </w:r>
+    </w:p>
+    <w:p>
+      <w:pPr>
+        <w:keepNext/>
+        <w:spacing w:before="240" w:after="120"/>
+      </w:pPr>
+      <w:r>
+        <w:rPr>
+          <w:rFonts w:ascii="Times New Roman" w:hAnsi="Times New Roman" w:eastAsia="Times New Roman" w:cs="Times New Roman"/>
+          <w:b/>
+          <w:sz w:val="28"/>
+        </w:rPr>
+        <w:t>13. Проверка работоспособности</w:t>
       </w:r>
     </w:p>
     <w:tbl>
@@ -2957,6 +4398,88 @@
           </w:p>
         </w:tc>
       </w:tr>
+      <w:tr>
+        <w:tc>
+          <w:tcPr>
+            <w:tcW w:type="dxa" w:w="4649"/>
+            <w:shd w:fill="EAF2F8"/>
+            <w:vAlign w:val="center"/>
+          </w:tcPr>
+          <w:p>
+            <w:pPr>
+              <w:spacing w:after="0"/>
+            </w:pPr>
+            <w:r>
+              <w:rPr>
+                <w:rFonts w:ascii="Times New Roman" w:hAnsi="Times New Roman" w:eastAsia="Times New Roman" w:cs="Times New Roman"/>
+                <w:b w:val="0"/>
+                <w:sz w:val="18"/>
+              </w:rPr>
+              <w:t>Пагинация proect</w:t>
+            </w:r>
+          </w:p>
+        </w:tc>
+        <w:tc>
+          <w:tcPr>
+            <w:tcW w:type="dxa" w:w="4479"/>
+            <w:shd w:fill="EAF2F8"/>
+            <w:vAlign w:val="center"/>
+          </w:tcPr>
+          <w:p>
+            <w:pPr>
+              <w:spacing w:after="0"/>
+            </w:pPr>
+            <w:r>
+              <w:rPr>
+                <w:rFonts w:ascii="Times New Roman" w:hAnsi="Times New Roman" w:eastAsia="Times New Roman" w:cs="Times New Roman"/>
+                <w:b w:val="0"/>
+                <w:sz w:val="18"/>
+              </w:rPr>
+              <w:t>Кнопки страниц присутствуют для меню и истории.</w:t>
+            </w:r>
+          </w:p>
+        </w:tc>
+      </w:tr>
+      <w:tr>
+        <w:tc>
+          <w:tcPr>
+            <w:tcW w:type="dxa" w:w="4649"/>
+            <w:vAlign w:val="center"/>
+          </w:tcPr>
+          <w:p>
+            <w:pPr>
+              <w:spacing w:after="0"/>
+            </w:pPr>
+            <w:r>
+              <w:rPr>
+                <w:rFonts w:ascii="Times New Roman" w:hAnsi="Times New Roman" w:eastAsia="Times New Roman" w:cs="Times New Roman"/>
+                <w:b w:val="0"/>
+                <w:sz w:val="18"/>
+              </w:rPr>
+              <w:t>Тест производительности</w:t>
+            </w:r>
+          </w:p>
+        </w:tc>
+        <w:tc>
+          <w:tcPr>
+            <w:tcW w:type="dxa" w:w="4479"/>
+            <w:vAlign w:val="center"/>
+          </w:tcPr>
+          <w:p>
+            <w:pPr>
+              <w:spacing w:after="0"/>
+            </w:pPr>
+            <w:r>
+              <w:rPr>
+                <w:rFonts w:ascii="Times New Roman" w:hAnsi="Times New Roman" w:eastAsia="Times New Roman" w:cs="Times New Roman"/>
+                <w:b w:val="0"/>
+                <w:sz w:val="18"/>
+              </w:rPr>
+              <w:t>Три сценария, медиана семи запусков.</w:t>
+            </w:r>
+          </w:p>
+        </w:tc>
+      </w:tr>
     </w:tbl>
     <w:p>
       <w:pPr>
@@ -2988,7 +4511,7 @@
           <w:b/>
           <w:sz w:val="28"/>
         </w:rPr>
-        <w:t>13. Порядок запуска</w:t>
+        <w:t>14. Порядок запуска</w:t>
       </w:r>
     </w:p>
     <w:p>
@@ -3016,6 +4539,34 @@
           <w:b/>
           <w:sz w:val="28"/>
         </w:rPr>
+        <w:t>15. Теоретическая основа</w:t>
+      </w:r>
+    </w:p>
+    <w:p>
+      <w:pPr>
+        <w:spacing w:line="360" w:lineRule="auto" w:after="80"/>
+        <w:ind w:firstLine="709"/>
+      </w:pPr>
+      <w:r>
+        <w:rPr>
+          <w:rFonts w:ascii="Times New Roman" w:hAnsi="Times New Roman" w:eastAsia="Times New Roman" w:cs="Times New Roman"/>
+          <w:b w:val="0"/>
+          <w:sz w:val="28"/>
+        </w:rPr>
+        <w:t>Для аргументации на защите использованы следующие материалы: Martin Fowler, Refactoring (https://refactoring.com); Oracle, Using Prepared Statements (https://docs.oracle.com/javase/tutorial/jdbc/basics/prepared.html); SQLite, Query Planning and Indexes (https://www.sqlite.org/queryplanner.html); OpenJFX, Concurrency in JavaFX (https://openjfx.io/javadoc/17/javafx.graphics/javafx/concurrent/Task.html); OWASP, SQL Injection Prevention Cheat Sheet (https://cheatsheetseries.owasp.org/cheatsheets/SQL_Injection_Prevention_Cheat_Sheet.html).</w:t>
+      </w:r>
+    </w:p>
+    <w:p>
+      <w:pPr>
+        <w:keepNext/>
+        <w:spacing w:before="240" w:after="120"/>
+      </w:pPr>
+      <w:r>
+        <w:rPr>
+          <w:rFonts w:ascii="Times New Roman" w:hAnsi="Times New Roman" w:eastAsia="Times New Roman" w:cs="Times New Roman"/>
+          <w:b/>
+          <w:sz w:val="28"/>
+        </w:rPr>
         <w:t>Заключение</w:t>
       </w:r>
     </w:p>
@@ -3030,7 +4581,7 @@
           <w:b w:val="0"/>
           <w:sz w:val="28"/>
         </w:rPr>
-        <w:t>Задание варианта 6 выполнено: созданы два JavaFX-проекта ресторана, подключено постоянное хранение SQLite, реализованы меню, поиск, фильтрация, работа с несколькими блюдами, заказы, статусы, история и выручка. В proect устранены пять ошибок рефакторинга и пять ошибок оптимизации, а обращения к базе вынесены из JavaFX-потока. В proecterror намеренные ошибки сохранены и отмечены комментариями, но пользовательский интерфейс пригоден для сравнительной демонстрации.</w:t>
+        <w:t>Задание варианта 6 выполнено: созданы две JavaFX-версии ресторана с SQLite и одинаковой предметной логикой. В proecterror воспроизведены и отмечены 11 ошибок рефакторинга и 12 ошибок оптимизации из методички. В proect они устранены с помощью выделения классов и методов, инкапсуляции, объектов-значений, PreparedStatement, транзакций, JOIN, индексов, пагинации, кэширования и фоновых Task. Корректность запуска подтверждена, а влияние оптимизаций измерено воспроизводимым тестом.</w:t>
       </w:r>
     </w:p>
     <w:sectPr>
